--- a/Exercise/he_thong_so_thi_nghiem_bao_cao_that_lab_3.docx
+++ b/Exercise/he_thong_so_thi_nghiem_bao_cao_that_lab_3.docx
@@ -2421,6 +2421,14 @@
                 <w:sz w:val="30"/>
                 <w:szCs w:val="30"/>
               </w:rPr>
+              <w:t>, 4</w:t>
+            </w:r>
+            <w:r>
+              <w:rPr>
+                <w:rFonts w:ascii="Times New Roman" w:hAnsi="Times New Roman" w:cs="Times New Roman"/>
+                <w:sz w:val="30"/>
+                <w:szCs w:val="30"/>
+              </w:rPr>
               <w:t xml:space="preserve"> của IC 74</w:t>
             </w:r>
             <w:r>
@@ -2512,119 +2520,6 @@
                 <w:sz w:val="30"/>
                 <w:szCs w:val="30"/>
               </w:rPr>
-              <w:t>5V</w:t>
-            </w:r>
-          </w:p>
-        </w:tc>
-        <w:tc>
-          <w:tcPr>
-            <w:tcW w:w="2766" w:type="dxa"/>
-            <w:tcBorders>
-              <w:right w:val="single" w:sz="4" w:space="0" w:color="auto"/>
-            </w:tcBorders>
-            <w:vAlign w:val="center"/>
-          </w:tcPr>
-          <w:p>
-            <w:pPr>
-              <w:pStyle w:val="ListParagraph"/>
-              <w:spacing w:before="0" w:after="0" w:line="276" w:lineRule="auto"/>
-              <w:ind w:left="0"/>
-              <w:jc w:val="center"/>
-              <w:rPr>
-                <w:rFonts w:ascii="Times New Roman" w:hAnsi="Times New Roman" w:cs="Times New Roman"/>
-                <w:sz w:val="30"/>
-                <w:szCs w:val="30"/>
-              </w:rPr>
-            </w:pPr>
-            <w:r>
-              <w:rPr>
-                <w:rFonts w:ascii="Times New Roman" w:hAnsi="Times New Roman" w:cs="Times New Roman"/>
-                <w:sz w:val="30"/>
-                <w:szCs w:val="30"/>
-              </w:rPr>
-              <w:t>Chân 4 của IC 7473</w:t>
-            </w:r>
-          </w:p>
-        </w:tc>
-        <w:tc>
-          <w:tcPr>
-            <w:tcW w:w="741" w:type="dxa"/>
-            <w:tcBorders>
-              <w:top w:val="nil"/>
-              <w:left w:val="single" w:sz="4" w:space="0" w:color="auto"/>
-              <w:bottom w:val="nil"/>
-              <w:right w:val="nil"/>
-            </w:tcBorders>
-          </w:tcPr>
-          <w:p>
-            <w:pPr>
-              <w:pStyle w:val="ListParagraph"/>
-              <w:spacing w:line="276" w:lineRule="auto"/>
-              <w:ind w:left="0"/>
-              <w:jc w:val="center"/>
-              <w:rPr>
-                <w:rFonts w:ascii="Times New Roman" w:hAnsi="Times New Roman" w:cs="Times New Roman"/>
-                <w:sz w:val="30"/>
-                <w:szCs w:val="30"/>
-              </w:rPr>
-            </w:pPr>
-          </w:p>
-        </w:tc>
-      </w:tr>
-      <w:tr>
-        <w:trPr>
-          <w:jc w:val="right"/>
-        </w:trPr>
-        <w:tc>
-          <w:tcPr>
-            <w:tcW w:w="1192" w:type="dxa"/>
-            <w:vAlign w:val="center"/>
-          </w:tcPr>
-          <w:p>
-            <w:pPr>
-              <w:pStyle w:val="ListParagraph"/>
-              <w:spacing w:before="0" w:after="0" w:line="276" w:lineRule="auto"/>
-              <w:ind w:left="0"/>
-              <w:jc w:val="center"/>
-              <w:rPr>
-                <w:rFonts w:ascii="Times New Roman" w:hAnsi="Times New Roman" w:cs="Times New Roman"/>
-                <w:sz w:val="30"/>
-                <w:szCs w:val="30"/>
-              </w:rPr>
-            </w:pPr>
-            <w:r>
-              <w:rPr>
-                <w:rFonts w:ascii="Times New Roman" w:hAnsi="Times New Roman" w:cs="Times New Roman"/>
-                <w:sz w:val="30"/>
-                <w:szCs w:val="30"/>
-              </w:rPr>
-              <w:t>4</w:t>
-            </w:r>
-          </w:p>
-        </w:tc>
-        <w:tc>
-          <w:tcPr>
-            <w:tcW w:w="2766" w:type="dxa"/>
-            <w:vAlign w:val="center"/>
-          </w:tcPr>
-          <w:p>
-            <w:pPr>
-              <w:pStyle w:val="ListParagraph"/>
-              <w:spacing w:before="0" w:after="0" w:line="276" w:lineRule="auto"/>
-              <w:ind w:left="0"/>
-              <w:jc w:val="center"/>
-              <w:rPr>
-                <w:rFonts w:ascii="Times New Roman" w:hAnsi="Times New Roman" w:cs="Times New Roman"/>
-                <w:sz w:val="30"/>
-                <w:szCs w:val="30"/>
-              </w:rPr>
-            </w:pPr>
-            <w:r>
-              <w:rPr>
-                <w:rFonts w:ascii="Times New Roman" w:hAnsi="Times New Roman" w:cs="Times New Roman"/>
-                <w:sz w:val="30"/>
-                <w:szCs w:val="30"/>
-              </w:rPr>
               <w:t>GND</w:t>
             </w:r>
           </w:p>
@@ -2711,7 +2606,7 @@
                 <w:sz w:val="30"/>
                 <w:szCs w:val="30"/>
               </w:rPr>
-              <w:t>5</w:t>
+              <w:t>4</w:t>
             </w:r>
           </w:p>
         </w:tc>
@@ -2824,7 +2719,7 @@
                 <w:sz w:val="30"/>
                 <w:szCs w:val="30"/>
               </w:rPr>
-              <w:t>6</w:t>
+              <w:t>5</w:t>
             </w:r>
           </w:p>
         </w:tc>
@@ -2937,7 +2832,7 @@
                 <w:sz w:val="30"/>
                 <w:szCs w:val="30"/>
               </w:rPr>
-              <w:t>7</w:t>
+              <w:t>6</w:t>
             </w:r>
           </w:p>
         </w:tc>
@@ -3050,7 +2945,7 @@
                 <w:sz w:val="30"/>
                 <w:szCs w:val="30"/>
               </w:rPr>
-              <w:t>8</w:t>
+              <w:t>7</w:t>
             </w:r>
           </w:p>
         </w:tc>
@@ -3163,7 +3058,7 @@
                 <w:sz w:val="30"/>
                 <w:szCs w:val="30"/>
               </w:rPr>
-              <w:t>9</w:t>
+              <w:t>8</w:t>
             </w:r>
           </w:p>
         </w:tc>
@@ -3389,7 +3284,6 @@
                 <w:sz w:val="30"/>
                 <w:szCs w:val="30"/>
               </w:rPr>
-              <w:lastRenderedPageBreak/>
               <w:t>10</w:t>
             </w:r>
           </w:p>
@@ -3837,6 +3731,16 @@
         </w:rPr>
         <w:t>Hình 5. Sơ đồ nguyên lý</w:t>
       </w:r>
+      <w:r>
+        <w:rPr>
+          <w:rFonts w:ascii="Times New Roman" w:hAnsi="Times New Roman" w:cs="Times New Roman"/>
+          <w:bCs/>
+          <w:i/>
+          <w:sz w:val="30"/>
+          <w:szCs w:val="30"/>
+        </w:rPr>
+        <w:t xml:space="preserve"> mạch bài 2</w:t>
+      </w:r>
     </w:p>
     <w:p>
       <w:pPr>
@@ -3910,7 +3814,25 @@
           <w:sz w:val="30"/>
           <w:szCs w:val="30"/>
         </w:rPr>
+        <w:t xml:space="preserve"> cho 3 D Flip-flop</w:t>
+      </w:r>
+      <w:r>
+        <w:rPr>
+          <w:rFonts w:ascii="Times New Roman" w:hAnsi="Times New Roman" w:cs="Times New Roman"/>
+          <w:bCs/>
+          <w:sz w:val="30"/>
+          <w:szCs w:val="30"/>
+        </w:rPr>
         <w:t>, gọi cái bên trái là U1, bên phải là U2</w:t>
+      </w:r>
+      <w:r>
+        <w:rPr>
+          <w:rFonts w:ascii="Times New Roman" w:hAnsi="Times New Roman" w:cs="Times New Roman"/>
+          <w:bCs/>
+          <w:sz w:val="30"/>
+          <w:szCs w:val="30"/>
+        </w:rPr>
+        <w:t>.</w:t>
       </w:r>
     </w:p>
     <w:p>
@@ -4015,6 +3937,16 @@
         </w:rPr>
         <w:t xml:space="preserve">. Sơ đồ nối dây </w:t>
       </w:r>
+      <w:r>
+        <w:rPr>
+          <w:rFonts w:ascii="Times New Roman" w:hAnsi="Times New Roman" w:cs="Times New Roman"/>
+          <w:i/>
+          <w:iCs/>
+          <w:sz w:val="30"/>
+          <w:szCs w:val="30"/>
+        </w:rPr>
+        <w:t>mạch bài 2</w:t>
+      </w:r>
     </w:p>
     <w:p>
       <w:pPr>
@@ -4113,7 +4045,7 @@
           <w:p>
             <w:pPr>
               <w:pStyle w:val="ListParagraph"/>
-              <w:spacing w:line="276" w:lineRule="auto"/>
+              <w:spacing w:before="0" w:after="0" w:line="276" w:lineRule="auto"/>
               <w:ind w:left="0"/>
               <w:jc w:val="center"/>
               <w:rPr>
@@ -4140,7 +4072,7 @@
           <w:p>
             <w:pPr>
               <w:pStyle w:val="ListParagraph"/>
-              <w:spacing w:line="276" w:lineRule="auto"/>
+              <w:spacing w:before="0" w:after="0" w:line="276" w:lineRule="auto"/>
               <w:ind w:left="0"/>
               <w:jc w:val="center"/>
               <w:rPr>
@@ -4170,7 +4102,7 @@
           <w:p>
             <w:pPr>
               <w:pStyle w:val="ListParagraph"/>
-              <w:spacing w:line="276" w:lineRule="auto"/>
+              <w:spacing w:before="0" w:after="0" w:line="276" w:lineRule="auto"/>
               <w:ind w:left="0"/>
               <w:jc w:val="center"/>
               <w:rPr>
@@ -4226,7 +4158,7 @@
           <w:p>
             <w:pPr>
               <w:pStyle w:val="ListParagraph"/>
-              <w:spacing w:line="276" w:lineRule="auto"/>
+              <w:spacing w:before="0" w:after="0" w:line="276" w:lineRule="auto"/>
               <w:ind w:left="0"/>
               <w:jc w:val="center"/>
               <w:rPr>
@@ -4253,7 +4185,7 @@
           <w:p>
             <w:pPr>
               <w:pStyle w:val="ListParagraph"/>
-              <w:spacing w:line="276" w:lineRule="auto"/>
+              <w:spacing w:before="0" w:after="0" w:line="276" w:lineRule="auto"/>
               <w:ind w:left="0"/>
               <w:jc w:val="center"/>
               <w:rPr>
@@ -4283,7 +4215,7 @@
           <w:p>
             <w:pPr>
               <w:pStyle w:val="ListParagraph"/>
-              <w:spacing w:line="276" w:lineRule="auto"/>
+              <w:spacing w:before="0" w:after="0" w:line="276" w:lineRule="auto"/>
               <w:ind w:left="0"/>
               <w:jc w:val="center"/>
               <w:rPr>
@@ -4298,7 +4230,23 @@
                 <w:sz w:val="30"/>
                 <w:szCs w:val="30"/>
               </w:rPr>
-              <w:t xml:space="preserve">Chân 14 của </w:t>
+              <w:t xml:space="preserve">Chân </w:t>
+            </w:r>
+            <w:r>
+              <w:rPr>
+                <w:rFonts w:ascii="Times New Roman" w:hAnsi="Times New Roman" w:cs="Times New Roman"/>
+                <w:sz w:val="30"/>
+                <w:szCs w:val="30"/>
+              </w:rPr>
+              <w:t xml:space="preserve">1, 4, 10, 13, </w:t>
+            </w:r>
+            <w:r>
+              <w:rPr>
+                <w:rFonts w:ascii="Times New Roman" w:hAnsi="Times New Roman" w:cs="Times New Roman"/>
+                <w:sz w:val="30"/>
+                <w:szCs w:val="30"/>
+              </w:rPr>
+              <w:t xml:space="preserve">14 của </w:t>
             </w:r>
             <w:r>
               <w:rPr>
@@ -4347,7 +4295,7 @@
           <w:p>
             <w:pPr>
               <w:pStyle w:val="ListParagraph"/>
-              <w:spacing w:line="276" w:lineRule="auto"/>
+              <w:spacing w:before="0" w:after="0" w:line="276" w:lineRule="auto"/>
               <w:ind w:left="0"/>
               <w:jc w:val="center"/>
               <w:rPr>
@@ -4374,7 +4322,7 @@
           <w:p>
             <w:pPr>
               <w:pStyle w:val="ListParagraph"/>
-              <w:spacing w:line="276" w:lineRule="auto"/>
+              <w:spacing w:before="0" w:after="0" w:line="276" w:lineRule="auto"/>
               <w:ind w:left="0"/>
               <w:jc w:val="center"/>
               <w:rPr>
@@ -4404,7 +4352,7 @@
           <w:p>
             <w:pPr>
               <w:pStyle w:val="ListParagraph"/>
-              <w:spacing w:line="276" w:lineRule="auto"/>
+              <w:spacing w:before="0" w:after="0" w:line="276" w:lineRule="auto"/>
               <w:ind w:left="0"/>
               <w:jc w:val="center"/>
               <w:rPr>
@@ -4419,7 +4367,7 @@
                 <w:sz w:val="30"/>
                 <w:szCs w:val="30"/>
               </w:rPr>
-              <w:t>Chân 1</w:t>
+              <w:t xml:space="preserve">Chân </w:t>
             </w:r>
             <w:r>
               <w:rPr>
@@ -4427,7 +4375,7 @@
                 <w:sz w:val="30"/>
                 <w:szCs w:val="30"/>
               </w:rPr>
-              <w:t>3</w:t>
+              <w:t xml:space="preserve">1, 4, </w:t>
             </w:r>
             <w:r>
               <w:rPr>
@@ -4435,23 +4383,7 @@
                 <w:sz w:val="30"/>
                 <w:szCs w:val="30"/>
               </w:rPr>
-              <w:t xml:space="preserve"> của </w:t>
-            </w:r>
-            <w:r>
-              <w:rPr>
-                <w:rFonts w:ascii="Times New Roman" w:hAnsi="Times New Roman" w:cs="Times New Roman"/>
-                <w:sz w:val="30"/>
-                <w:szCs w:val="30"/>
-              </w:rPr>
-              <w:t>U</w:t>
-            </w:r>
-            <w:r>
-              <w:rPr>
-                <w:rFonts w:ascii="Times New Roman" w:hAnsi="Times New Roman" w:cs="Times New Roman"/>
-                <w:sz w:val="30"/>
-                <w:szCs w:val="30"/>
-              </w:rPr>
-              <w:t>1</w:t>
+              <w:t>14 của U2</w:t>
             </w:r>
           </w:p>
         </w:tc>
@@ -4492,7 +4424,7 @@
           <w:p>
             <w:pPr>
               <w:pStyle w:val="ListParagraph"/>
-              <w:spacing w:line="276" w:lineRule="auto"/>
+              <w:spacing w:before="0" w:after="0" w:line="276" w:lineRule="auto"/>
               <w:ind w:left="0"/>
               <w:jc w:val="center"/>
               <w:rPr>
@@ -4519,709 +4451,7 @@
           <w:p>
             <w:pPr>
               <w:pStyle w:val="ListParagraph"/>
-              <w:spacing w:line="276" w:lineRule="auto"/>
-              <w:ind w:left="0"/>
-              <w:jc w:val="center"/>
-              <w:rPr>
-                <w:rFonts w:ascii="Times New Roman" w:hAnsi="Times New Roman" w:cs="Times New Roman"/>
-                <w:sz w:val="30"/>
-                <w:szCs w:val="30"/>
-              </w:rPr>
-            </w:pPr>
-            <w:r>
-              <w:rPr>
-                <w:rFonts w:ascii="Times New Roman" w:hAnsi="Times New Roman" w:cs="Times New Roman"/>
-                <w:sz w:val="30"/>
-                <w:szCs w:val="30"/>
-              </w:rPr>
-              <w:t>5V</w:t>
-            </w:r>
-          </w:p>
-        </w:tc>
-        <w:tc>
-          <w:tcPr>
-            <w:tcW w:w="2766" w:type="dxa"/>
-            <w:tcBorders>
-              <w:right w:val="single" w:sz="4" w:space="0" w:color="auto"/>
-            </w:tcBorders>
-            <w:vAlign w:val="center"/>
-          </w:tcPr>
-          <w:p>
-            <w:pPr>
-              <w:pStyle w:val="ListParagraph"/>
-              <w:spacing w:line="276" w:lineRule="auto"/>
-              <w:ind w:left="0"/>
-              <w:jc w:val="center"/>
-              <w:rPr>
-                <w:rFonts w:ascii="Times New Roman" w:hAnsi="Times New Roman" w:cs="Times New Roman"/>
-                <w:sz w:val="30"/>
-                <w:szCs w:val="30"/>
-              </w:rPr>
-            </w:pPr>
-            <w:r>
-              <w:rPr>
-                <w:rFonts w:ascii="Times New Roman" w:hAnsi="Times New Roman" w:cs="Times New Roman"/>
-                <w:sz w:val="30"/>
-                <w:szCs w:val="30"/>
-              </w:rPr>
-              <w:t xml:space="preserve">Chân 1 của </w:t>
-            </w:r>
-            <w:r>
-              <w:rPr>
-                <w:rFonts w:ascii="Times New Roman" w:hAnsi="Times New Roman" w:cs="Times New Roman"/>
-                <w:sz w:val="30"/>
-                <w:szCs w:val="30"/>
-              </w:rPr>
-              <w:t>U1</w:t>
-            </w:r>
-          </w:p>
-        </w:tc>
-        <w:tc>
-          <w:tcPr>
-            <w:tcW w:w="741" w:type="dxa"/>
-            <w:tcBorders>
-              <w:top w:val="nil"/>
-              <w:left w:val="single" w:sz="4" w:space="0" w:color="auto"/>
-              <w:bottom w:val="nil"/>
-              <w:right w:val="nil"/>
-            </w:tcBorders>
-          </w:tcPr>
-          <w:p>
-            <w:pPr>
-              <w:pStyle w:val="ListParagraph"/>
-              <w:spacing w:line="276" w:lineRule="auto"/>
-              <w:ind w:left="0"/>
-              <w:jc w:val="center"/>
-              <w:rPr>
-                <w:rFonts w:ascii="Times New Roman" w:hAnsi="Times New Roman" w:cs="Times New Roman"/>
-                <w:sz w:val="30"/>
-                <w:szCs w:val="30"/>
-              </w:rPr>
-            </w:pPr>
-          </w:p>
-        </w:tc>
-      </w:tr>
-      <w:tr>
-        <w:trPr>
-          <w:jc w:val="right"/>
-        </w:trPr>
-        <w:tc>
-          <w:tcPr>
-            <w:tcW w:w="1192" w:type="dxa"/>
-            <w:vAlign w:val="center"/>
-          </w:tcPr>
-          <w:p>
-            <w:pPr>
-              <w:pStyle w:val="ListParagraph"/>
-              <w:spacing w:line="276" w:lineRule="auto"/>
-              <w:ind w:left="0"/>
-              <w:jc w:val="center"/>
-              <w:rPr>
-                <w:rFonts w:ascii="Times New Roman" w:hAnsi="Times New Roman" w:cs="Times New Roman"/>
-                <w:sz w:val="30"/>
-                <w:szCs w:val="30"/>
-              </w:rPr>
-            </w:pPr>
-            <w:r>
-              <w:rPr>
-                <w:rFonts w:ascii="Times New Roman" w:hAnsi="Times New Roman" w:cs="Times New Roman"/>
-                <w:sz w:val="30"/>
-                <w:szCs w:val="30"/>
-              </w:rPr>
-              <w:t>4</w:t>
-            </w:r>
-          </w:p>
-        </w:tc>
-        <w:tc>
-          <w:tcPr>
-            <w:tcW w:w="2766" w:type="dxa"/>
-            <w:vAlign w:val="center"/>
-          </w:tcPr>
-          <w:p>
-            <w:pPr>
-              <w:pStyle w:val="ListParagraph"/>
-              <w:spacing w:line="276" w:lineRule="auto"/>
-              <w:ind w:left="0"/>
-              <w:jc w:val="center"/>
-              <w:rPr>
-                <w:rFonts w:ascii="Times New Roman" w:hAnsi="Times New Roman" w:cs="Times New Roman"/>
-                <w:sz w:val="30"/>
-                <w:szCs w:val="30"/>
-              </w:rPr>
-            </w:pPr>
-            <w:r>
-              <w:rPr>
-                <w:rFonts w:ascii="Times New Roman" w:hAnsi="Times New Roman" w:cs="Times New Roman"/>
-                <w:sz w:val="30"/>
-                <w:szCs w:val="30"/>
-              </w:rPr>
-              <w:t>5V</w:t>
-            </w:r>
-          </w:p>
-        </w:tc>
-        <w:tc>
-          <w:tcPr>
-            <w:tcW w:w="2766" w:type="dxa"/>
-            <w:tcBorders>
-              <w:right w:val="single" w:sz="4" w:space="0" w:color="auto"/>
-            </w:tcBorders>
-            <w:vAlign w:val="center"/>
-          </w:tcPr>
-          <w:p>
-            <w:pPr>
-              <w:pStyle w:val="ListParagraph"/>
-              <w:spacing w:line="276" w:lineRule="auto"/>
-              <w:ind w:left="0"/>
-              <w:jc w:val="center"/>
-              <w:rPr>
-                <w:rFonts w:ascii="Times New Roman" w:hAnsi="Times New Roman" w:cs="Times New Roman"/>
-                <w:sz w:val="30"/>
-                <w:szCs w:val="30"/>
-              </w:rPr>
-            </w:pPr>
-            <w:r>
-              <w:rPr>
-                <w:rFonts w:ascii="Times New Roman" w:hAnsi="Times New Roman" w:cs="Times New Roman"/>
-                <w:sz w:val="30"/>
-                <w:szCs w:val="30"/>
-              </w:rPr>
-              <w:t xml:space="preserve">Chân </w:t>
-            </w:r>
-            <w:r>
-              <w:rPr>
-                <w:rFonts w:ascii="Times New Roman" w:hAnsi="Times New Roman" w:cs="Times New Roman"/>
-                <w:sz w:val="30"/>
-                <w:szCs w:val="30"/>
-              </w:rPr>
-              <w:t>4</w:t>
-            </w:r>
-            <w:r>
-              <w:rPr>
-                <w:rFonts w:ascii="Times New Roman" w:hAnsi="Times New Roman" w:cs="Times New Roman"/>
-                <w:sz w:val="30"/>
-                <w:szCs w:val="30"/>
-              </w:rPr>
-              <w:t xml:space="preserve"> của U1</w:t>
-            </w:r>
-          </w:p>
-        </w:tc>
-        <w:tc>
-          <w:tcPr>
-            <w:tcW w:w="741" w:type="dxa"/>
-            <w:tcBorders>
-              <w:top w:val="nil"/>
-              <w:left w:val="single" w:sz="4" w:space="0" w:color="auto"/>
-              <w:bottom w:val="nil"/>
-              <w:right w:val="nil"/>
-            </w:tcBorders>
-          </w:tcPr>
-          <w:p>
-            <w:pPr>
-              <w:pStyle w:val="ListParagraph"/>
-              <w:spacing w:line="276" w:lineRule="auto"/>
-              <w:ind w:left="0"/>
-              <w:jc w:val="center"/>
-              <w:rPr>
-                <w:rFonts w:ascii="Times New Roman" w:hAnsi="Times New Roman" w:cs="Times New Roman"/>
-                <w:sz w:val="30"/>
-                <w:szCs w:val="30"/>
-              </w:rPr>
-            </w:pPr>
-          </w:p>
-        </w:tc>
-      </w:tr>
-      <w:tr>
-        <w:trPr>
-          <w:jc w:val="right"/>
-        </w:trPr>
-        <w:tc>
-          <w:tcPr>
-            <w:tcW w:w="1192" w:type="dxa"/>
-            <w:vAlign w:val="center"/>
-          </w:tcPr>
-          <w:p>
-            <w:pPr>
-              <w:pStyle w:val="ListParagraph"/>
-              <w:spacing w:line="276" w:lineRule="auto"/>
-              <w:ind w:left="0"/>
-              <w:jc w:val="center"/>
-              <w:rPr>
-                <w:rFonts w:ascii="Times New Roman" w:hAnsi="Times New Roman" w:cs="Times New Roman"/>
-                <w:sz w:val="30"/>
-                <w:szCs w:val="30"/>
-              </w:rPr>
-            </w:pPr>
-            <w:r>
-              <w:rPr>
-                <w:rFonts w:ascii="Times New Roman" w:hAnsi="Times New Roman" w:cs="Times New Roman"/>
-                <w:sz w:val="30"/>
-                <w:szCs w:val="30"/>
-              </w:rPr>
-              <w:t>5</w:t>
-            </w:r>
-          </w:p>
-        </w:tc>
-        <w:tc>
-          <w:tcPr>
-            <w:tcW w:w="2766" w:type="dxa"/>
-            <w:vAlign w:val="center"/>
-          </w:tcPr>
-          <w:p>
-            <w:pPr>
-              <w:pStyle w:val="ListParagraph"/>
-              <w:spacing w:line="276" w:lineRule="auto"/>
-              <w:ind w:left="0"/>
-              <w:jc w:val="center"/>
-              <w:rPr>
-                <w:rFonts w:ascii="Times New Roman" w:hAnsi="Times New Roman" w:cs="Times New Roman"/>
-                <w:sz w:val="30"/>
-                <w:szCs w:val="30"/>
-              </w:rPr>
-            </w:pPr>
-            <w:r>
-              <w:rPr>
-                <w:rFonts w:ascii="Times New Roman" w:hAnsi="Times New Roman" w:cs="Times New Roman"/>
-                <w:sz w:val="30"/>
-                <w:szCs w:val="30"/>
-              </w:rPr>
-              <w:t>5V</w:t>
-            </w:r>
-          </w:p>
-        </w:tc>
-        <w:tc>
-          <w:tcPr>
-            <w:tcW w:w="2766" w:type="dxa"/>
-            <w:tcBorders>
-              <w:right w:val="single" w:sz="4" w:space="0" w:color="auto"/>
-            </w:tcBorders>
-            <w:vAlign w:val="center"/>
-          </w:tcPr>
-          <w:p>
-            <w:pPr>
-              <w:pStyle w:val="ListParagraph"/>
-              <w:spacing w:line="276" w:lineRule="auto"/>
-              <w:ind w:left="0"/>
-              <w:jc w:val="center"/>
-              <w:rPr>
-                <w:rFonts w:ascii="Times New Roman" w:hAnsi="Times New Roman" w:cs="Times New Roman"/>
-                <w:sz w:val="30"/>
-                <w:szCs w:val="30"/>
-              </w:rPr>
-            </w:pPr>
-            <w:r>
-              <w:rPr>
-                <w:rFonts w:ascii="Times New Roman" w:hAnsi="Times New Roman" w:cs="Times New Roman"/>
-                <w:sz w:val="30"/>
-                <w:szCs w:val="30"/>
-              </w:rPr>
-              <w:t>Chân 10 của U1</w:t>
-            </w:r>
-          </w:p>
-        </w:tc>
-        <w:tc>
-          <w:tcPr>
-            <w:tcW w:w="741" w:type="dxa"/>
-            <w:tcBorders>
-              <w:top w:val="nil"/>
-              <w:left w:val="single" w:sz="4" w:space="0" w:color="auto"/>
-              <w:bottom w:val="nil"/>
-              <w:right w:val="nil"/>
-            </w:tcBorders>
-          </w:tcPr>
-          <w:p>
-            <w:pPr>
-              <w:pStyle w:val="ListParagraph"/>
-              <w:spacing w:line="276" w:lineRule="auto"/>
-              <w:ind w:left="0"/>
-              <w:jc w:val="center"/>
-              <w:rPr>
-                <w:rFonts w:ascii="Times New Roman" w:hAnsi="Times New Roman" w:cs="Times New Roman"/>
-                <w:sz w:val="30"/>
-                <w:szCs w:val="30"/>
-              </w:rPr>
-            </w:pPr>
-          </w:p>
-        </w:tc>
-      </w:tr>
-      <w:tr>
-        <w:trPr>
-          <w:jc w:val="right"/>
-        </w:trPr>
-        <w:tc>
-          <w:tcPr>
-            <w:tcW w:w="1192" w:type="dxa"/>
-            <w:vAlign w:val="center"/>
-          </w:tcPr>
-          <w:p>
-            <w:pPr>
-              <w:pStyle w:val="ListParagraph"/>
-              <w:spacing w:line="276" w:lineRule="auto"/>
-              <w:ind w:left="0"/>
-              <w:jc w:val="center"/>
-              <w:rPr>
-                <w:rFonts w:ascii="Times New Roman" w:hAnsi="Times New Roman" w:cs="Times New Roman"/>
-                <w:sz w:val="30"/>
-                <w:szCs w:val="30"/>
-              </w:rPr>
-            </w:pPr>
-            <w:r>
-              <w:rPr>
-                <w:rFonts w:ascii="Times New Roman" w:hAnsi="Times New Roman" w:cs="Times New Roman"/>
-                <w:sz w:val="30"/>
-                <w:szCs w:val="30"/>
-              </w:rPr>
-              <w:t>6</w:t>
-            </w:r>
-          </w:p>
-        </w:tc>
-        <w:tc>
-          <w:tcPr>
-            <w:tcW w:w="2766" w:type="dxa"/>
-            <w:vAlign w:val="center"/>
-          </w:tcPr>
-          <w:p>
-            <w:pPr>
-              <w:pStyle w:val="ListParagraph"/>
-              <w:spacing w:line="276" w:lineRule="auto"/>
-              <w:ind w:left="0"/>
-              <w:jc w:val="center"/>
-              <w:rPr>
-                <w:rFonts w:ascii="Times New Roman" w:hAnsi="Times New Roman" w:cs="Times New Roman"/>
-                <w:sz w:val="30"/>
-                <w:szCs w:val="30"/>
-              </w:rPr>
-            </w:pPr>
-            <w:r>
-              <w:rPr>
-                <w:rFonts w:ascii="Times New Roman" w:hAnsi="Times New Roman" w:cs="Times New Roman"/>
-                <w:sz w:val="30"/>
-                <w:szCs w:val="30"/>
-              </w:rPr>
-              <w:t>5V</w:t>
-            </w:r>
-          </w:p>
-        </w:tc>
-        <w:tc>
-          <w:tcPr>
-            <w:tcW w:w="2766" w:type="dxa"/>
-            <w:tcBorders>
-              <w:right w:val="single" w:sz="4" w:space="0" w:color="auto"/>
-            </w:tcBorders>
-            <w:vAlign w:val="center"/>
-          </w:tcPr>
-          <w:p>
-            <w:pPr>
-              <w:pStyle w:val="ListParagraph"/>
-              <w:spacing w:line="276" w:lineRule="auto"/>
-              <w:ind w:left="0"/>
-              <w:jc w:val="center"/>
-              <w:rPr>
-                <w:rFonts w:ascii="Times New Roman" w:hAnsi="Times New Roman" w:cs="Times New Roman"/>
-                <w:sz w:val="30"/>
-                <w:szCs w:val="30"/>
-              </w:rPr>
-            </w:pPr>
-            <w:r>
-              <w:rPr>
-                <w:rFonts w:ascii="Times New Roman" w:hAnsi="Times New Roman" w:cs="Times New Roman"/>
-                <w:sz w:val="30"/>
-                <w:szCs w:val="30"/>
-              </w:rPr>
-              <w:t>Chân 14 của U2</w:t>
-            </w:r>
-          </w:p>
-        </w:tc>
-        <w:tc>
-          <w:tcPr>
-            <w:tcW w:w="741" w:type="dxa"/>
-            <w:tcBorders>
-              <w:top w:val="nil"/>
-              <w:left w:val="single" w:sz="4" w:space="0" w:color="auto"/>
-              <w:bottom w:val="nil"/>
-              <w:right w:val="nil"/>
-            </w:tcBorders>
-          </w:tcPr>
-          <w:p>
-            <w:pPr>
-              <w:pStyle w:val="ListParagraph"/>
-              <w:spacing w:line="276" w:lineRule="auto"/>
-              <w:ind w:left="0"/>
-              <w:jc w:val="center"/>
-              <w:rPr>
-                <w:rFonts w:ascii="Times New Roman" w:hAnsi="Times New Roman" w:cs="Times New Roman"/>
-                <w:sz w:val="30"/>
-                <w:szCs w:val="30"/>
-              </w:rPr>
-            </w:pPr>
-          </w:p>
-        </w:tc>
-      </w:tr>
-      <w:tr>
-        <w:trPr>
-          <w:jc w:val="right"/>
-        </w:trPr>
-        <w:tc>
-          <w:tcPr>
-            <w:tcW w:w="1192" w:type="dxa"/>
-            <w:vAlign w:val="center"/>
-          </w:tcPr>
-          <w:p>
-            <w:pPr>
-              <w:pStyle w:val="ListParagraph"/>
-              <w:spacing w:line="276" w:lineRule="auto"/>
-              <w:ind w:left="0"/>
-              <w:jc w:val="center"/>
-              <w:rPr>
-                <w:rFonts w:ascii="Times New Roman" w:hAnsi="Times New Roman" w:cs="Times New Roman"/>
-                <w:sz w:val="30"/>
-                <w:szCs w:val="30"/>
-              </w:rPr>
-            </w:pPr>
-            <w:r>
-              <w:rPr>
-                <w:rFonts w:ascii="Times New Roman" w:hAnsi="Times New Roman" w:cs="Times New Roman"/>
-                <w:sz w:val="30"/>
-                <w:szCs w:val="30"/>
-              </w:rPr>
-              <w:t>7</w:t>
-            </w:r>
-          </w:p>
-        </w:tc>
-        <w:tc>
-          <w:tcPr>
-            <w:tcW w:w="2766" w:type="dxa"/>
-            <w:vAlign w:val="center"/>
-          </w:tcPr>
-          <w:p>
-            <w:pPr>
-              <w:pStyle w:val="ListParagraph"/>
-              <w:spacing w:line="276" w:lineRule="auto"/>
-              <w:ind w:left="0"/>
-              <w:jc w:val="center"/>
-              <w:rPr>
-                <w:rFonts w:ascii="Times New Roman" w:hAnsi="Times New Roman" w:cs="Times New Roman"/>
-                <w:sz w:val="30"/>
-                <w:szCs w:val="30"/>
-              </w:rPr>
-            </w:pPr>
-            <w:r>
-              <w:rPr>
-                <w:rFonts w:ascii="Times New Roman" w:hAnsi="Times New Roman" w:cs="Times New Roman"/>
-                <w:sz w:val="30"/>
-                <w:szCs w:val="30"/>
-              </w:rPr>
-              <w:t>5V</w:t>
-            </w:r>
-          </w:p>
-        </w:tc>
-        <w:tc>
-          <w:tcPr>
-            <w:tcW w:w="2766" w:type="dxa"/>
-            <w:tcBorders>
-              <w:right w:val="single" w:sz="4" w:space="0" w:color="auto"/>
-            </w:tcBorders>
-            <w:vAlign w:val="center"/>
-          </w:tcPr>
-          <w:p>
-            <w:pPr>
-              <w:pStyle w:val="ListParagraph"/>
-              <w:spacing w:line="276" w:lineRule="auto"/>
-              <w:ind w:left="0"/>
-              <w:jc w:val="center"/>
-              <w:rPr>
-                <w:rFonts w:ascii="Times New Roman" w:hAnsi="Times New Roman" w:cs="Times New Roman"/>
-                <w:sz w:val="30"/>
-                <w:szCs w:val="30"/>
-              </w:rPr>
-            </w:pPr>
-            <w:r>
-              <w:rPr>
-                <w:rFonts w:ascii="Times New Roman" w:hAnsi="Times New Roman" w:cs="Times New Roman"/>
-                <w:sz w:val="30"/>
-                <w:szCs w:val="30"/>
-              </w:rPr>
-              <w:t>Chân 1 của U2</w:t>
-            </w:r>
-          </w:p>
-        </w:tc>
-        <w:tc>
-          <w:tcPr>
-            <w:tcW w:w="741" w:type="dxa"/>
-            <w:tcBorders>
-              <w:top w:val="nil"/>
-              <w:left w:val="single" w:sz="4" w:space="0" w:color="auto"/>
-              <w:bottom w:val="nil"/>
-              <w:right w:val="nil"/>
-            </w:tcBorders>
-          </w:tcPr>
-          <w:p>
-            <w:pPr>
-              <w:pStyle w:val="ListParagraph"/>
-              <w:spacing w:line="276" w:lineRule="auto"/>
-              <w:ind w:left="0"/>
-              <w:jc w:val="center"/>
-              <w:rPr>
-                <w:rFonts w:ascii="Times New Roman" w:hAnsi="Times New Roman" w:cs="Times New Roman"/>
-                <w:sz w:val="30"/>
-                <w:szCs w:val="30"/>
-              </w:rPr>
-            </w:pPr>
-          </w:p>
-        </w:tc>
-      </w:tr>
-      <w:tr>
-        <w:trPr>
-          <w:jc w:val="right"/>
-        </w:trPr>
-        <w:tc>
-          <w:tcPr>
-            <w:tcW w:w="1192" w:type="dxa"/>
-            <w:vAlign w:val="center"/>
-          </w:tcPr>
-          <w:p>
-            <w:pPr>
-              <w:pStyle w:val="ListParagraph"/>
-              <w:spacing w:line="276" w:lineRule="auto"/>
-              <w:ind w:left="0"/>
-              <w:jc w:val="center"/>
-              <w:rPr>
-                <w:rFonts w:ascii="Times New Roman" w:hAnsi="Times New Roman" w:cs="Times New Roman"/>
-                <w:sz w:val="30"/>
-                <w:szCs w:val="30"/>
-              </w:rPr>
-            </w:pPr>
-            <w:r>
-              <w:rPr>
-                <w:rFonts w:ascii="Times New Roman" w:hAnsi="Times New Roman" w:cs="Times New Roman"/>
-                <w:sz w:val="30"/>
-                <w:szCs w:val="30"/>
-              </w:rPr>
-              <w:t>8</w:t>
-            </w:r>
-          </w:p>
-        </w:tc>
-        <w:tc>
-          <w:tcPr>
-            <w:tcW w:w="2766" w:type="dxa"/>
-            <w:vAlign w:val="center"/>
-          </w:tcPr>
-          <w:p>
-            <w:pPr>
-              <w:pStyle w:val="ListParagraph"/>
-              <w:spacing w:line="276" w:lineRule="auto"/>
-              <w:ind w:left="0"/>
-              <w:jc w:val="center"/>
-              <w:rPr>
-                <w:rFonts w:ascii="Times New Roman" w:hAnsi="Times New Roman" w:cs="Times New Roman"/>
-                <w:sz w:val="30"/>
-                <w:szCs w:val="30"/>
-              </w:rPr>
-            </w:pPr>
-            <w:r>
-              <w:rPr>
-                <w:rFonts w:ascii="Times New Roman" w:hAnsi="Times New Roman" w:cs="Times New Roman"/>
-                <w:sz w:val="30"/>
-                <w:szCs w:val="30"/>
-              </w:rPr>
-              <w:t>5V</w:t>
-            </w:r>
-          </w:p>
-        </w:tc>
-        <w:tc>
-          <w:tcPr>
-            <w:tcW w:w="2766" w:type="dxa"/>
-            <w:tcBorders>
-              <w:right w:val="single" w:sz="4" w:space="0" w:color="auto"/>
-            </w:tcBorders>
-            <w:vAlign w:val="center"/>
-          </w:tcPr>
-          <w:p>
-            <w:pPr>
-              <w:pStyle w:val="ListParagraph"/>
-              <w:spacing w:line="276" w:lineRule="auto"/>
-              <w:ind w:left="0"/>
-              <w:jc w:val="center"/>
-              <w:rPr>
-                <w:rFonts w:ascii="Times New Roman" w:hAnsi="Times New Roman" w:cs="Times New Roman"/>
-                <w:sz w:val="30"/>
-                <w:szCs w:val="30"/>
-              </w:rPr>
-            </w:pPr>
-            <w:r>
-              <w:rPr>
-                <w:rFonts w:ascii="Times New Roman" w:hAnsi="Times New Roman" w:cs="Times New Roman"/>
-                <w:sz w:val="30"/>
-                <w:szCs w:val="30"/>
-              </w:rPr>
-              <w:t>Chân 4 của U2</w:t>
-            </w:r>
-          </w:p>
-        </w:tc>
-        <w:tc>
-          <w:tcPr>
-            <w:tcW w:w="741" w:type="dxa"/>
-            <w:tcBorders>
-              <w:top w:val="nil"/>
-              <w:left w:val="single" w:sz="4" w:space="0" w:color="auto"/>
-              <w:bottom w:val="nil"/>
-              <w:right w:val="nil"/>
-            </w:tcBorders>
-          </w:tcPr>
-          <w:p>
-            <w:pPr>
-              <w:pStyle w:val="ListParagraph"/>
-              <w:spacing w:line="276" w:lineRule="auto"/>
-              <w:ind w:left="0"/>
-              <w:jc w:val="center"/>
-              <w:rPr>
-                <w:rFonts w:ascii="Times New Roman" w:hAnsi="Times New Roman" w:cs="Times New Roman"/>
-                <w:sz w:val="30"/>
-                <w:szCs w:val="30"/>
-              </w:rPr>
-            </w:pPr>
-          </w:p>
-        </w:tc>
-      </w:tr>
-      <w:tr>
-        <w:trPr>
-          <w:jc w:val="right"/>
-        </w:trPr>
-        <w:tc>
-          <w:tcPr>
-            <w:tcW w:w="1192" w:type="dxa"/>
-            <w:vAlign w:val="center"/>
-          </w:tcPr>
-          <w:p>
-            <w:pPr>
-              <w:pStyle w:val="ListParagraph"/>
-              <w:spacing w:line="276" w:lineRule="auto"/>
-              <w:ind w:left="0"/>
-              <w:jc w:val="center"/>
-              <w:rPr>
-                <w:rFonts w:ascii="Times New Roman" w:hAnsi="Times New Roman" w:cs="Times New Roman"/>
-                <w:sz w:val="30"/>
-                <w:szCs w:val="30"/>
-              </w:rPr>
-            </w:pPr>
-            <w:r>
-              <w:rPr>
-                <w:rFonts w:ascii="Times New Roman" w:hAnsi="Times New Roman" w:cs="Times New Roman"/>
-                <w:sz w:val="30"/>
-                <w:szCs w:val="30"/>
-              </w:rPr>
-              <w:t>8</w:t>
-            </w:r>
-          </w:p>
-        </w:tc>
-        <w:tc>
-          <w:tcPr>
-            <w:tcW w:w="2766" w:type="dxa"/>
-            <w:vAlign w:val="center"/>
-          </w:tcPr>
-          <w:p>
-            <w:pPr>
-              <w:pStyle w:val="ListParagraph"/>
-              <w:spacing w:line="276" w:lineRule="auto"/>
+              <w:spacing w:before="0" w:after="0" w:line="276" w:lineRule="auto"/>
               <w:ind w:left="0"/>
               <w:jc w:val="center"/>
               <w:rPr>
@@ -5251,7 +4481,7 @@
           <w:p>
             <w:pPr>
               <w:pStyle w:val="ListParagraph"/>
-              <w:spacing w:line="276" w:lineRule="auto"/>
+              <w:spacing w:before="0" w:after="0" w:line="276" w:lineRule="auto"/>
               <w:ind w:left="0"/>
               <w:jc w:val="center"/>
               <w:rPr>
@@ -5307,7 +4537,7 @@
           <w:p>
             <w:pPr>
               <w:pStyle w:val="ListParagraph"/>
-              <w:spacing w:line="276" w:lineRule="auto"/>
+              <w:spacing w:before="0" w:after="0" w:line="276" w:lineRule="auto"/>
               <w:ind w:left="0"/>
               <w:jc w:val="center"/>
               <w:rPr>
@@ -5322,7 +4552,7 @@
                 <w:sz w:val="30"/>
                 <w:szCs w:val="30"/>
               </w:rPr>
-              <w:t>9</w:t>
+              <w:t>4</w:t>
             </w:r>
           </w:p>
         </w:tc>
@@ -5334,7 +4564,7 @@
           <w:p>
             <w:pPr>
               <w:pStyle w:val="ListParagraph"/>
-              <w:spacing w:line="276" w:lineRule="auto"/>
+              <w:spacing w:before="0" w:after="0" w:line="276" w:lineRule="auto"/>
               <w:ind w:left="0"/>
               <w:jc w:val="center"/>
               <w:rPr>
@@ -5364,7 +4594,7 @@
           <w:p>
             <w:pPr>
               <w:pStyle w:val="ListParagraph"/>
-              <w:spacing w:line="276" w:lineRule="auto"/>
+              <w:spacing w:before="0" w:after="0" w:line="276" w:lineRule="auto"/>
               <w:ind w:left="0"/>
               <w:jc w:val="center"/>
               <w:rPr>
@@ -5379,15 +4609,7 @@
                 <w:sz w:val="30"/>
                 <w:szCs w:val="30"/>
               </w:rPr>
-              <w:t>Chân 7 của U</w:t>
-            </w:r>
-            <w:r>
-              <w:rPr>
-                <w:rFonts w:ascii="Times New Roman" w:hAnsi="Times New Roman" w:cs="Times New Roman"/>
-                <w:sz w:val="30"/>
-                <w:szCs w:val="30"/>
-              </w:rPr>
-              <w:t>2</w:t>
+              <w:t>Chân 7 của U2</w:t>
             </w:r>
           </w:p>
         </w:tc>
@@ -5428,7 +4650,7 @@
           <w:p>
             <w:pPr>
               <w:pStyle w:val="ListParagraph"/>
-              <w:spacing w:line="276" w:lineRule="auto"/>
+              <w:spacing w:before="0" w:after="0" w:line="276" w:lineRule="auto"/>
               <w:ind w:left="0"/>
               <w:jc w:val="center"/>
               <w:rPr>
@@ -5443,7 +4665,7 @@
                 <w:sz w:val="30"/>
                 <w:szCs w:val="30"/>
               </w:rPr>
-              <w:t>10</w:t>
+              <w:t>5</w:t>
             </w:r>
           </w:p>
         </w:tc>
@@ -5455,7 +4677,7 @@
           <w:p>
             <w:pPr>
               <w:pStyle w:val="ListParagraph"/>
-              <w:spacing w:line="276" w:lineRule="auto"/>
+              <w:spacing w:before="0" w:after="0" w:line="276" w:lineRule="auto"/>
               <w:ind w:left="0"/>
               <w:jc w:val="center"/>
               <w:rPr>
@@ -5485,7 +4707,7 @@
           <w:p>
             <w:pPr>
               <w:pStyle w:val="ListParagraph"/>
-              <w:spacing w:line="276" w:lineRule="auto"/>
+              <w:spacing w:before="0" w:after="0" w:line="276" w:lineRule="auto"/>
               <w:ind w:left="0"/>
               <w:jc w:val="center"/>
               <w:rPr>
@@ -5541,7 +4763,7 @@
           <w:p>
             <w:pPr>
               <w:pStyle w:val="ListParagraph"/>
-              <w:spacing w:line="276" w:lineRule="auto"/>
+              <w:spacing w:before="0" w:after="0" w:line="276" w:lineRule="auto"/>
               <w:ind w:left="0"/>
               <w:jc w:val="center"/>
               <w:rPr>
@@ -5556,8 +4778,7 @@
                 <w:sz w:val="30"/>
                 <w:szCs w:val="30"/>
               </w:rPr>
-              <w:lastRenderedPageBreak/>
-              <w:t>11</w:t>
+              <w:t>6</w:t>
             </w:r>
           </w:p>
         </w:tc>
@@ -5569,7 +4790,7 @@
           <w:p>
             <w:pPr>
               <w:pStyle w:val="ListParagraph"/>
-              <w:spacing w:line="276" w:lineRule="auto"/>
+              <w:spacing w:before="0" w:after="0" w:line="276" w:lineRule="auto"/>
               <w:ind w:left="0"/>
               <w:jc w:val="center"/>
               <w:rPr>
@@ -5599,7 +4820,7 @@
           <w:p>
             <w:pPr>
               <w:pStyle w:val="ListParagraph"/>
-              <w:spacing w:line="276" w:lineRule="auto"/>
+              <w:spacing w:before="0" w:after="0" w:line="276" w:lineRule="auto"/>
               <w:ind w:left="0"/>
               <w:jc w:val="center"/>
               <w:rPr>
@@ -5663,7 +4884,7 @@
           <w:p>
             <w:pPr>
               <w:pStyle w:val="ListParagraph"/>
-              <w:spacing w:line="276" w:lineRule="auto"/>
+              <w:spacing w:before="0" w:after="0" w:line="276" w:lineRule="auto"/>
               <w:ind w:left="0"/>
               <w:jc w:val="center"/>
               <w:rPr>
@@ -5678,7 +4899,7 @@
                 <w:sz w:val="30"/>
                 <w:szCs w:val="30"/>
               </w:rPr>
-              <w:t>12</w:t>
+              <w:t>7</w:t>
             </w:r>
           </w:p>
         </w:tc>
@@ -5690,7 +4911,7 @@
           <w:p>
             <w:pPr>
               <w:pStyle w:val="ListParagraph"/>
-              <w:spacing w:line="276" w:lineRule="auto"/>
+              <w:spacing w:before="0" w:after="0" w:line="276" w:lineRule="auto"/>
               <w:ind w:left="0"/>
               <w:jc w:val="center"/>
               <w:rPr>
@@ -5705,23 +4926,7 @@
                 <w:sz w:val="30"/>
                 <w:szCs w:val="30"/>
               </w:rPr>
-              <w:t xml:space="preserve">Chân </w:t>
-            </w:r>
-            <w:r>
-              <w:rPr>
-                <w:rFonts w:ascii="Times New Roman" w:hAnsi="Times New Roman" w:cs="Times New Roman"/>
-                <w:sz w:val="30"/>
-                <w:szCs w:val="30"/>
-              </w:rPr>
-              <w:t>5</w:t>
-            </w:r>
-            <w:r>
-              <w:rPr>
-                <w:rFonts w:ascii="Times New Roman" w:hAnsi="Times New Roman" w:cs="Times New Roman"/>
-                <w:sz w:val="30"/>
-                <w:szCs w:val="30"/>
-              </w:rPr>
-              <w:t xml:space="preserve"> của U1</w:t>
+              <w:t>Chân 5 của U1</w:t>
             </w:r>
           </w:p>
         </w:tc>
@@ -5736,7 +4941,7 @@
           <w:p>
             <w:pPr>
               <w:pStyle w:val="ListParagraph"/>
-              <w:spacing w:line="276" w:lineRule="auto"/>
+              <w:spacing w:before="0" w:after="0" w:line="276" w:lineRule="auto"/>
               <w:ind w:left="0"/>
               <w:jc w:val="center"/>
               <w:rPr>
@@ -5792,7 +4997,7 @@
           <w:p>
             <w:pPr>
               <w:pStyle w:val="ListParagraph"/>
-              <w:spacing w:line="276" w:lineRule="auto"/>
+              <w:spacing w:before="0" w:after="0" w:line="276" w:lineRule="auto"/>
               <w:ind w:left="0"/>
               <w:jc w:val="center"/>
               <w:rPr>
@@ -5807,7 +5012,7 @@
                 <w:sz w:val="30"/>
                 <w:szCs w:val="30"/>
               </w:rPr>
-              <w:t>13</w:t>
+              <w:t>8</w:t>
             </w:r>
           </w:p>
         </w:tc>
@@ -5819,7 +5024,7 @@
           <w:p>
             <w:pPr>
               <w:pStyle w:val="ListParagraph"/>
-              <w:spacing w:line="276" w:lineRule="auto"/>
+              <w:spacing w:before="0" w:after="0" w:line="276" w:lineRule="auto"/>
               <w:ind w:left="0"/>
               <w:jc w:val="center"/>
               <w:rPr>
@@ -5849,7 +5054,7 @@
           <w:p>
             <w:pPr>
               <w:pStyle w:val="ListParagraph"/>
-              <w:spacing w:line="276" w:lineRule="auto"/>
+              <w:spacing w:before="0" w:after="0" w:line="276" w:lineRule="auto"/>
               <w:ind w:left="0"/>
               <w:jc w:val="center"/>
               <w:rPr>
@@ -5905,7 +5110,7 @@
           <w:p>
             <w:pPr>
               <w:pStyle w:val="ListParagraph"/>
-              <w:spacing w:line="276" w:lineRule="auto"/>
+              <w:spacing w:before="0" w:after="0" w:line="276" w:lineRule="auto"/>
               <w:ind w:left="0"/>
               <w:jc w:val="center"/>
               <w:rPr>
@@ -5920,7 +5125,7 @@
                 <w:sz w:val="30"/>
                 <w:szCs w:val="30"/>
               </w:rPr>
-              <w:t>14</w:t>
+              <w:t>9</w:t>
             </w:r>
           </w:p>
         </w:tc>
@@ -5932,7 +5137,7 @@
           <w:p>
             <w:pPr>
               <w:pStyle w:val="ListParagraph"/>
-              <w:spacing w:line="276" w:lineRule="auto"/>
+              <w:spacing w:before="0" w:after="0" w:line="276" w:lineRule="auto"/>
               <w:ind w:left="0"/>
               <w:jc w:val="center"/>
               <w:rPr>
@@ -5962,7 +5167,7 @@
           <w:p>
             <w:pPr>
               <w:pStyle w:val="ListParagraph"/>
-              <w:spacing w:line="276" w:lineRule="auto"/>
+              <w:spacing w:before="0" w:after="0" w:line="276" w:lineRule="auto"/>
               <w:ind w:left="0"/>
               <w:jc w:val="center"/>
               <w:rPr>
@@ -6018,7 +5223,7 @@
           <w:p>
             <w:pPr>
               <w:pStyle w:val="ListParagraph"/>
-              <w:spacing w:line="276" w:lineRule="auto"/>
+              <w:spacing w:before="0" w:after="0" w:line="276" w:lineRule="auto"/>
               <w:ind w:left="0"/>
               <w:jc w:val="center"/>
               <w:rPr>
@@ -6033,7 +5238,15 @@
                 <w:sz w:val="30"/>
                 <w:szCs w:val="30"/>
               </w:rPr>
-              <w:t>15</w:t>
+              <w:t>1</w:t>
+            </w:r>
+            <w:r>
+              <w:rPr>
+                <w:rFonts w:ascii="Times New Roman" w:hAnsi="Times New Roman" w:cs="Times New Roman"/>
+                <w:sz w:val="30"/>
+                <w:szCs w:val="30"/>
+              </w:rPr>
+              <w:t>0</w:t>
             </w:r>
           </w:p>
         </w:tc>
@@ -6045,7 +5258,7 @@
           <w:p>
             <w:pPr>
               <w:pStyle w:val="ListParagraph"/>
-              <w:spacing w:line="276" w:lineRule="auto"/>
+              <w:spacing w:before="0" w:after="0" w:line="276" w:lineRule="auto"/>
               <w:ind w:left="0"/>
               <w:jc w:val="center"/>
               <w:rPr>
@@ -6075,7 +5288,7 @@
           <w:p>
             <w:pPr>
               <w:pStyle w:val="ListParagraph"/>
-              <w:spacing w:line="276" w:lineRule="auto"/>
+              <w:spacing w:before="0" w:after="0" w:line="276" w:lineRule="auto"/>
               <w:ind w:left="0"/>
               <w:jc w:val="center"/>
               <w:rPr>
@@ -6131,7 +5344,7 @@
           <w:p>
             <w:pPr>
               <w:pStyle w:val="ListParagraph"/>
-              <w:spacing w:line="276" w:lineRule="auto"/>
+              <w:spacing w:before="0" w:after="0" w:line="276" w:lineRule="auto"/>
               <w:ind w:left="0"/>
               <w:jc w:val="center"/>
               <w:rPr>
@@ -6146,7 +5359,7 @@
                 <w:sz w:val="30"/>
                 <w:szCs w:val="30"/>
               </w:rPr>
-              <w:t>4</w:t>
+              <w:t>11</w:t>
             </w:r>
           </w:p>
         </w:tc>
@@ -6158,7 +5371,7 @@
           <w:p>
             <w:pPr>
               <w:pStyle w:val="ListParagraph"/>
-              <w:spacing w:line="276" w:lineRule="auto"/>
+              <w:spacing w:before="0" w:after="0" w:line="276" w:lineRule="auto"/>
               <w:ind w:left="0"/>
               <w:jc w:val="center"/>
               <w:rPr>
@@ -6188,7 +5401,7 @@
           <w:p>
             <w:pPr>
               <w:pStyle w:val="ListParagraph"/>
-              <w:spacing w:line="276" w:lineRule="auto"/>
+              <w:spacing w:before="0" w:after="0" w:line="276" w:lineRule="auto"/>
               <w:ind w:left="0"/>
               <w:jc w:val="center"/>
               <w:rPr>
@@ -6244,7 +5457,7 @@
           <w:p>
             <w:pPr>
               <w:pStyle w:val="ListParagraph"/>
-              <w:spacing w:line="276" w:lineRule="auto"/>
+              <w:spacing w:before="0" w:after="0" w:line="276" w:lineRule="auto"/>
               <w:ind w:left="0"/>
               <w:jc w:val="center"/>
               <w:rPr>
@@ -6259,7 +5472,8 @@
                 <w:sz w:val="30"/>
                 <w:szCs w:val="30"/>
               </w:rPr>
-              <w:t>5</w:t>
+              <w:lastRenderedPageBreak/>
+              <w:t>12</w:t>
             </w:r>
           </w:p>
         </w:tc>
@@ -6271,7 +5485,7 @@
           <w:p>
             <w:pPr>
               <w:pStyle w:val="ListParagraph"/>
-              <w:spacing w:line="276" w:lineRule="auto"/>
+              <w:spacing w:before="0" w:after="0" w:line="276" w:lineRule="auto"/>
               <w:ind w:left="0"/>
               <w:jc w:val="center"/>
               <w:rPr>
@@ -6286,23 +5500,7 @@
                 <w:sz w:val="30"/>
                 <w:szCs w:val="30"/>
               </w:rPr>
-              <w:t xml:space="preserve">Chân </w:t>
-            </w:r>
-            <w:r>
-              <w:rPr>
-                <w:rFonts w:ascii="Times New Roman" w:hAnsi="Times New Roman" w:cs="Times New Roman"/>
-                <w:sz w:val="30"/>
-                <w:szCs w:val="30"/>
-              </w:rPr>
-              <w:t>8</w:t>
-            </w:r>
-            <w:r>
-              <w:rPr>
-                <w:rFonts w:ascii="Times New Roman" w:hAnsi="Times New Roman" w:cs="Times New Roman"/>
-                <w:sz w:val="30"/>
-                <w:szCs w:val="30"/>
-              </w:rPr>
-              <w:t xml:space="preserve"> của U1</w:t>
+              <w:t>Chân 8 của U1</w:t>
             </w:r>
           </w:p>
         </w:tc>
@@ -6317,7 +5515,7 @@
           <w:p>
             <w:pPr>
               <w:pStyle w:val="ListParagraph"/>
-              <w:spacing w:line="276" w:lineRule="auto"/>
+              <w:spacing w:before="0" w:after="0" w:line="276" w:lineRule="auto"/>
               <w:ind w:left="0"/>
               <w:jc w:val="center"/>
               <w:rPr>
@@ -6373,7 +5571,7 @@
           <w:p>
             <w:pPr>
               <w:pStyle w:val="ListParagraph"/>
-              <w:spacing w:line="276" w:lineRule="auto"/>
+              <w:spacing w:before="0" w:after="0" w:line="276" w:lineRule="auto"/>
               <w:ind w:left="0"/>
               <w:jc w:val="center"/>
               <w:rPr>
@@ -6388,7 +5586,7 @@
                 <w:sz w:val="30"/>
                 <w:szCs w:val="30"/>
               </w:rPr>
-              <w:t>6</w:t>
+              <w:t>13</w:t>
             </w:r>
           </w:p>
         </w:tc>
@@ -6400,7 +5598,7 @@
           <w:p>
             <w:pPr>
               <w:pStyle w:val="ListParagraph"/>
-              <w:spacing w:line="276" w:lineRule="auto"/>
+              <w:spacing w:before="0" w:after="0" w:line="276" w:lineRule="auto"/>
               <w:ind w:left="0"/>
               <w:jc w:val="center"/>
               <w:rPr>
@@ -6430,7 +5628,7 @@
           <w:p>
             <w:pPr>
               <w:pStyle w:val="ListParagraph"/>
-              <w:spacing w:line="276" w:lineRule="auto"/>
+              <w:spacing w:before="0" w:after="0" w:line="276" w:lineRule="auto"/>
               <w:ind w:left="0"/>
               <w:jc w:val="center"/>
               <w:rPr>
@@ -6631,7 +5829,21 @@
           <w:sz w:val="30"/>
           <w:szCs w:val="30"/>
         </w:rPr>
-        <w:t xml:space="preserve"> đang đếm xuống, </w:t>
+        <w:t xml:space="preserve"> đang đếm </w:t>
+      </w:r>
+      <w:r>
+        <w:rPr>
+          <w:sz w:val="30"/>
+          <w:szCs w:val="30"/>
+        </w:rPr>
+        <w:t>lên</w:t>
+      </w:r>
+      <w:r>
+        <w:rPr>
+          <w:sz w:val="30"/>
+          <w:szCs w:val="30"/>
+        </w:rPr>
+        <w:t xml:space="preserve">, </w:t>
       </w:r>
       <w:r>
         <w:rPr>
@@ -6652,7 +5864,84 @@
           <w:sz w:val="30"/>
           <w:szCs w:val="30"/>
         </w:rPr>
-        <w:t xml:space="preserve"> 111, 110, 101, 100, …, 001, 000 rồi quay về 111</w:t>
+        <w:t xml:space="preserve"> </w:t>
+      </w:r>
+      <w:r>
+        <w:rPr>
+          <w:sz w:val="30"/>
+          <w:szCs w:val="30"/>
+        </w:rPr>
+        <w:t>000</w:t>
+      </w:r>
+      <w:r>
+        <w:rPr>
+          <w:sz w:val="30"/>
+          <w:szCs w:val="30"/>
+        </w:rPr>
+        <w:t xml:space="preserve">, </w:t>
+      </w:r>
+      <w:r>
+        <w:rPr>
+          <w:sz w:val="30"/>
+          <w:szCs w:val="30"/>
+        </w:rPr>
+        <w:t>001</w:t>
+      </w:r>
+      <w:r>
+        <w:rPr>
+          <w:sz w:val="30"/>
+          <w:szCs w:val="30"/>
+        </w:rPr>
+        <w:t xml:space="preserve">, </w:t>
+      </w:r>
+      <w:r>
+        <w:rPr>
+          <w:sz w:val="30"/>
+          <w:szCs w:val="30"/>
+        </w:rPr>
+        <w:t>010</w:t>
+      </w:r>
+      <w:r>
+        <w:rPr>
+          <w:sz w:val="30"/>
+          <w:szCs w:val="30"/>
+        </w:rPr>
+        <w:t xml:space="preserve">, </w:t>
+      </w:r>
+      <w:r>
+        <w:rPr>
+          <w:sz w:val="30"/>
+          <w:szCs w:val="30"/>
+        </w:rPr>
+        <w:t>011</w:t>
+      </w:r>
+      <w:r>
+        <w:rPr>
+          <w:sz w:val="30"/>
+          <w:szCs w:val="30"/>
+        </w:rPr>
+        <w:t xml:space="preserve">, …, </w:t>
+      </w:r>
+      <w:r>
+        <w:rPr>
+          <w:sz w:val="30"/>
+          <w:szCs w:val="30"/>
+        </w:rPr>
+        <w:t>111</w:t>
+      </w:r>
+      <w:r>
+        <w:rPr>
+          <w:sz w:val="30"/>
+          <w:szCs w:val="30"/>
+        </w:rPr>
+        <w:t xml:space="preserve"> rồi quay về </w:t>
+      </w:r>
+      <w:r>
+        <w:rPr>
+          <w:sz w:val="30"/>
+          <w:szCs w:val="30"/>
+        </w:rPr>
+        <w:t>000</w:t>
       </w:r>
       <w:r>
         <w:rPr>
@@ -6694,7 +5983,14 @@
           <w:sz w:val="30"/>
           <w:szCs w:val="30"/>
         </w:rPr>
-        <w:t xml:space="preserve"> xuống</w:t>
+        <w:t xml:space="preserve"> </w:t>
+      </w:r>
+      <w:r>
+        <w:rPr>
+          <w:sz w:val="30"/>
+          <w:szCs w:val="30"/>
+        </w:rPr>
+        <w:t>lên</w:t>
       </w:r>
       <w:r>
         <w:rPr>
@@ -6826,15 +6122,7 @@
             <w:sz w:val="30"/>
             <w:szCs w:val="30"/>
           </w:rPr>
-          <m:t>=</m:t>
-        </m:r>
-        <m:r>
-          <w:rPr>
-            <w:rFonts w:ascii="Cambria Math" w:hAnsi="Cambria Math"/>
-            <w:sz w:val="30"/>
-            <w:szCs w:val="30"/>
-          </w:rPr>
-          <m:t>4</m:t>
+          <m:t>=4</m:t>
         </m:r>
         <m:sSub>
           <m:sSubPr>
@@ -6874,15 +6162,7 @@
             <w:sz w:val="30"/>
             <w:szCs w:val="30"/>
           </w:rPr>
-          <m:t>=</m:t>
-        </m:r>
-        <m:r>
-          <w:rPr>
-            <w:rFonts w:ascii="Cambria Math" w:hAnsi="Cambria Math"/>
-            <w:sz w:val="30"/>
-            <w:szCs w:val="30"/>
-          </w:rPr>
-          <m:t>8</m:t>
+          <m:t>=8</m:t>
         </m:r>
         <m:sSub>
           <m:sSubPr>
@@ -6922,7 +6202,7 @@
           <w:sz w:val="30"/>
           <w:szCs w:val="30"/>
         </w:rPr>
-        <w:t xml:space="preserve"> </w:t>
+        <w:t>.</w:t>
       </w:r>
     </w:p>
     <w:p>
@@ -7064,7 +6344,25 @@
           <w:sz w:val="30"/>
           <w:szCs w:val="30"/>
         </w:rPr>
-        <w:t xml:space="preserve"> (ngõ Q của D Flip-flop cuối cùng)</w:t>
+        <w:t xml:space="preserve"> (ngõ Q</w:t>
+      </w:r>
+      <w:r>
+        <w:rPr>
+          <w:b/>
+          <w:i/>
+          <w:sz w:val="30"/>
+          <w:szCs w:val="30"/>
+        </w:rPr>
+        <w:t>’</w:t>
+      </w:r>
+      <w:r>
+        <w:rPr>
+          <w:b/>
+          <w:i/>
+          <w:sz w:val="30"/>
+          <w:szCs w:val="30"/>
+        </w:rPr>
+        <w:t xml:space="preserve"> của D Flip-flop cuối cùng)</w:t>
       </w:r>
       <w:r>
         <w:rPr>
@@ -7138,7 +6436,21 @@
           <w:sz w:val="30"/>
           <w:szCs w:val="30"/>
         </w:rPr>
-        <w:t>tần số ngõ Q của D Flip-flop cuối cùng</w:t>
+        <w:t>tần số ngõ Q</w:t>
+      </w:r>
+      <w:r>
+        <w:rPr>
+          <w:sz w:val="30"/>
+          <w:szCs w:val="30"/>
+        </w:rPr>
+        <w:t>’</w:t>
+      </w:r>
+      <w:r>
+        <w:rPr>
+          <w:sz w:val="30"/>
+          <w:szCs w:val="30"/>
+        </w:rPr>
+        <w:t xml:space="preserve"> của D Flip-flop cuối cùng</w:t>
       </w:r>
       <w:r>
         <w:rPr>
@@ -7286,7 +6598,6 @@
           <w:sz w:val="30"/>
           <w:szCs w:val="30"/>
         </w:rPr>
-        <w:lastRenderedPageBreak/>
         <w:t>Thiết kế và mô phỏng mạch sau</w:t>
       </w:r>
       <w:r>
@@ -7416,6 +6727,7 @@
           <w:sz w:val="30"/>
           <w:szCs w:val="30"/>
         </w:rPr>
+        <w:lastRenderedPageBreak/>
         <w:drawing>
           <wp:inline distT="0" distB="0" distL="0" distR="0" wp14:anchorId="0673914D" wp14:editId="389E6C97">
             <wp:extent cx="5731510" cy="3519170"/>
@@ -7609,6 +6921,18 @@
         </w:rPr>
         <w:t xml:space="preserve"> thì tích cực mức thấp, nên ta sẽ cần sử dụng thêm cổng NOT.</w:t>
       </w:r>
+    </w:p>
+    <w:p>
+      <w:pPr>
+        <w:pStyle w:val="ListParagraph"/>
+        <w:spacing w:line="276" w:lineRule="auto"/>
+        <w:jc w:val="left"/>
+        <w:rPr>
+          <w:rFonts w:ascii="Times New Roman" w:hAnsi="Times New Roman" w:cs="Times New Roman"/>
+          <w:sz w:val="30"/>
+          <w:szCs w:val="30"/>
+        </w:rPr>
+      </w:pPr>
     </w:p>
     <w:p>
       <w:pPr>
@@ -7735,14 +7059,14 @@
     <w:p>
       <w:pPr>
         <w:pStyle w:val="ListParagraph"/>
-        <w:spacing w:line="360" w:lineRule="auto"/>
+        <w:spacing w:line="276" w:lineRule="auto"/>
         <w:jc w:val="center"/>
         <w:rPr>
           <w:rFonts w:ascii="Times New Roman" w:hAnsi="Times New Roman" w:cs="Times New Roman"/>
-          <w:b/>
-          <w:bCs/>
-          <w:sz w:val="34"/>
-          <w:szCs w:val="34"/>
+          <w:i/>
+          <w:iCs/>
+          <w:sz w:val="30"/>
+          <w:szCs w:val="30"/>
         </w:rPr>
       </w:pPr>
     </w:p>
@@ -7798,6 +7122,7 @@
         </w:rPr>
       </w:pPr>
       <w:r>
+        <w:lastRenderedPageBreak/>
         <w:drawing>
           <wp:inline distT="0" distB="0" distL="0" distR="0" wp14:anchorId="24D399BA" wp14:editId="10D8F27B">
             <wp:extent cx="5532120" cy="3118874"/>
